--- a/docs/thesis_validation/14_SYSTEM_COMPUTATIONS_AND_FORMULAS_CENTRALIZED_FINAL.docx
+++ b/docs/thesis_validation/14_SYSTEM_COMPUTATIONS_AND_FORMULAS_CENTRALIZED_FINAL.docx
@@ -211,7 +211,7 @@
                 <w:color w:val="222222"/>
                 <w:sz w:val="19"/>
               </w:rPr>
-              <w:t>2026-05-16 19:09 PST</w:t>
+              <w:t>2026-05-26 13:07 PST</w:t>
             </w:r>
           </w:p>
         </w:tc>
@@ -783,7 +783,7 @@
                 <w:color w:val="222222"/>
                 <w:sz w:val="16"/>
               </w:rPr>
-              <w:t>Used to keep calorie, macro, budget, household, and policy values inside explicit limits.</w:t>
+              <w:t>Used to keep calorie, macro, budget, and policy values inside explicit limits.</w:t>
             </w:r>
           </w:p>
         </w:tc>
@@ -1673,7 +1673,7 @@
                 <w:color w:val="222222"/>
                 <w:sz w:val="15"/>
               </w:rPr>
-              <w:t>364 rows / 14 columns</w:t>
+              <w:t>380 rows / 14 columns</w:t>
             </w:r>
           </w:p>
         </w:tc>
@@ -1771,7 +1771,7 @@
                 <w:color w:val="222222"/>
                 <w:sz w:val="15"/>
               </w:rPr>
-              <w:t>34 rows / 12 columns</w:t>
+              <w:t>31 rows / 12 columns</w:t>
             </w:r>
           </w:p>
         </w:tc>
@@ -1869,7 +1869,7 @@
                 <w:color w:val="222222"/>
                 <w:sz w:val="15"/>
               </w:rPr>
-              <w:t>59 rows / 4 columns</w:t>
+              <w:t>90 rows / 4 columns</w:t>
             </w:r>
           </w:p>
         </w:tc>
@@ -1967,7 +1967,7 @@
                 <w:color w:val="222222"/>
                 <w:sz w:val="15"/>
               </w:rPr>
-              <w:t>33 rows / 4 columns</w:t>
+              <w:t>57 rows / 4 columns</w:t>
             </w:r>
           </w:p>
         </w:tc>
@@ -2065,7 +2065,7 @@
                 <w:color w:val="222222"/>
                 <w:sz w:val="15"/>
               </w:rPr>
-              <w:t>221 rows / 5 columns</w:t>
+              <w:t>273 rows / 5 columns</w:t>
             </w:r>
           </w:p>
         </w:tc>
@@ -2163,7 +2163,7 @@
                 <w:color w:val="222222"/>
                 <w:sz w:val="15"/>
               </w:rPr>
-              <w:t>95 rows / 6 columns</w:t>
+              <w:t>104 rows / 6 columns</w:t>
             </w:r>
           </w:p>
         </w:tc>
@@ -2261,7 +2261,7 @@
                 <w:color w:val="222222"/>
                 <w:sz w:val="15"/>
               </w:rPr>
-              <w:t>194 rows / 5 columns</w:t>
+              <w:t>335 rows / 5 columns</w:t>
             </w:r>
           </w:p>
         </w:tc>
@@ -2359,7 +2359,7 @@
                 <w:color w:val="222222"/>
                 <w:sz w:val="15"/>
               </w:rPr>
-              <w:t>30 rows / 4 columns</w:t>
+              <w:t>36 rows / 4 columns</w:t>
             </w:r>
           </w:p>
         </w:tc>
@@ -2392,6 +2392,202 @@
                 <w:sz w:val="15"/>
               </w:rPr>
               <w:t>Ingredient alias support for normalization.</w:t>
+            </w:r>
+          </w:p>
+        </w:tc>
+      </w:tr>
+      <w:tr>
+        <w:tc>
+          <w:tcPr>
+            <w:tcW w:type="dxa" w:w="3216"/>
+            <w:vAlign w:val="top"/>
+            <w:shd w:fill="FDF2F6"/>
+            <w:tcBorders>
+              <w:top w:val="single" w:sz="6" w:space="0" w:color="E7A1B4"/>
+              <w:left w:val="single" w:sz="6" w:space="0" w:color="E7A1B4"/>
+              <w:bottom w:val="single" w:sz="6" w:space="0" w:color="E7A1B4"/>
+              <w:right w:val="single" w:sz="6" w:space="0" w:color="E7A1B4"/>
+              <w:insideH w:val="single" w:sz="6" w:space="0" w:color="E7A1B4"/>
+              <w:insideV w:val="single" w:sz="6" w:space="0" w:color="E7A1B4"/>
+            </w:tcBorders>
+            <w:tcMar>
+              <w:top w:w="70" w:type="dxa"/>
+              <w:start w:w="70" w:type="dxa"/>
+              <w:bottom w:w="70" w:type="dxa"/>
+              <w:end w:w="70" w:type="dxa"/>
+            </w:tcMar>
+          </w:tcPr>
+          <w:p>
+            <w:r/>
+            <w:r>
+              <w:rPr>
+                <w:rFonts w:ascii="Times New Roman" w:hAnsi="Times New Roman" w:eastAsia="Times New Roman"/>
+                <w:color w:val="222222"/>
+                <w:sz w:val="15"/>
+              </w:rPr>
+              <w:t>03_ACTUAL_SYSTEM_DATA_EXPORTS/latest_system_recipe_catalog_with_nutrition_2026-05-24.csv</w:t>
+            </w:r>
+          </w:p>
+        </w:tc>
+        <w:tc>
+          <w:tcPr>
+            <w:tcW w:type="dxa" w:w="3216"/>
+            <w:vAlign w:val="top"/>
+            <w:shd w:fill="FDF2F6"/>
+            <w:tcBorders>
+              <w:top w:val="single" w:sz="6" w:space="0" w:color="E7A1B4"/>
+              <w:left w:val="single" w:sz="6" w:space="0" w:color="E7A1B4"/>
+              <w:bottom w:val="single" w:sz="6" w:space="0" w:color="E7A1B4"/>
+              <w:right w:val="single" w:sz="6" w:space="0" w:color="E7A1B4"/>
+              <w:insideH w:val="single" w:sz="6" w:space="0" w:color="E7A1B4"/>
+              <w:insideV w:val="single" w:sz="6" w:space="0" w:color="E7A1B4"/>
+            </w:tcBorders>
+            <w:tcMar>
+              <w:top w:w="70" w:type="dxa"/>
+              <w:start w:w="70" w:type="dxa"/>
+              <w:bottom w:w="70" w:type="dxa"/>
+              <w:end w:w="70" w:type="dxa"/>
+            </w:tcMar>
+          </w:tcPr>
+          <w:p>
+            <w:r/>
+            <w:r>
+              <w:rPr>
+                <w:rFonts w:ascii="Times New Roman" w:hAnsi="Times New Roman" w:eastAsia="Times New Roman"/>
+                <w:color w:val="222222"/>
+                <w:sz w:val="15"/>
+              </w:rPr>
+              <w:t>1130 rows / 23 columns</w:t>
+            </w:r>
+          </w:p>
+        </w:tc>
+        <w:tc>
+          <w:tcPr>
+            <w:tcW w:type="dxa" w:w="3216"/>
+            <w:vAlign w:val="top"/>
+            <w:shd w:fill="FDF2F6"/>
+            <w:tcBorders>
+              <w:top w:val="single" w:sz="6" w:space="0" w:color="E7A1B4"/>
+              <w:left w:val="single" w:sz="6" w:space="0" w:color="E7A1B4"/>
+              <w:bottom w:val="single" w:sz="6" w:space="0" w:color="E7A1B4"/>
+              <w:right w:val="single" w:sz="6" w:space="0" w:color="E7A1B4"/>
+              <w:insideH w:val="single" w:sz="6" w:space="0" w:color="E7A1B4"/>
+              <w:insideV w:val="single" w:sz="6" w:space="0" w:color="E7A1B4"/>
+            </w:tcBorders>
+            <w:tcMar>
+              <w:top w:w="70" w:type="dxa"/>
+              <w:start w:w="70" w:type="dxa"/>
+              <w:bottom w:w="70" w:type="dxa"/>
+              <w:end w:w="70" w:type="dxa"/>
+            </w:tcMar>
+          </w:tcPr>
+          <w:p>
+            <w:r/>
+            <w:r>
+              <w:rPr>
+                <w:rFonts w:ascii="Times New Roman" w:hAnsi="Times New Roman" w:eastAsia="Times New Roman"/>
+                <w:color w:val="222222"/>
+                <w:sz w:val="15"/>
+              </w:rPr>
+              <w:t>Current validation export.</w:t>
+            </w:r>
+          </w:p>
+        </w:tc>
+      </w:tr>
+      <w:tr>
+        <w:tc>
+          <w:tcPr>
+            <w:tcW w:type="dxa" w:w="3216"/>
+            <w:vAlign w:val="top"/>
+            <w:shd w:fill="FFFFFF"/>
+            <w:tcBorders>
+              <w:top w:val="single" w:sz="6" w:space="0" w:color="E7A1B4"/>
+              <w:left w:val="single" w:sz="6" w:space="0" w:color="E7A1B4"/>
+              <w:bottom w:val="single" w:sz="6" w:space="0" w:color="E7A1B4"/>
+              <w:right w:val="single" w:sz="6" w:space="0" w:color="E7A1B4"/>
+              <w:insideH w:val="single" w:sz="6" w:space="0" w:color="E7A1B4"/>
+              <w:insideV w:val="single" w:sz="6" w:space="0" w:color="E7A1B4"/>
+            </w:tcBorders>
+            <w:tcMar>
+              <w:top w:w="70" w:type="dxa"/>
+              <w:start w:w="70" w:type="dxa"/>
+              <w:bottom w:w="70" w:type="dxa"/>
+              <w:end w:w="70" w:type="dxa"/>
+            </w:tcMar>
+          </w:tcPr>
+          <w:p>
+            <w:r/>
+            <w:r>
+              <w:rPr>
+                <w:rFonts w:ascii="Times New Roman" w:hAnsi="Times New Roman" w:eastAsia="Times New Roman"/>
+                <w:color w:val="222222"/>
+                <w:sz w:val="15"/>
+              </w:rPr>
+              <w:t>03_ACTUAL_SYSTEM_DATA_EXPORTS/latest_system_recipe_catalog_with_nutrition_2026-05-24.json</w:t>
+            </w:r>
+          </w:p>
+        </w:tc>
+        <w:tc>
+          <w:tcPr>
+            <w:tcW w:type="dxa" w:w="3216"/>
+            <w:vAlign w:val="top"/>
+            <w:shd w:fill="FFFFFF"/>
+            <w:tcBorders>
+              <w:top w:val="single" w:sz="6" w:space="0" w:color="E7A1B4"/>
+              <w:left w:val="single" w:sz="6" w:space="0" w:color="E7A1B4"/>
+              <w:bottom w:val="single" w:sz="6" w:space="0" w:color="E7A1B4"/>
+              <w:right w:val="single" w:sz="6" w:space="0" w:color="E7A1B4"/>
+              <w:insideH w:val="single" w:sz="6" w:space="0" w:color="E7A1B4"/>
+              <w:insideV w:val="single" w:sz="6" w:space="0" w:color="E7A1B4"/>
+            </w:tcBorders>
+            <w:tcMar>
+              <w:top w:w="70" w:type="dxa"/>
+              <w:start w:w="70" w:type="dxa"/>
+              <w:bottom w:w="70" w:type="dxa"/>
+              <w:end w:w="70" w:type="dxa"/>
+            </w:tcMar>
+          </w:tcPr>
+          <w:p>
+            <w:r/>
+            <w:r>
+              <w:rPr>
+                <w:rFonts w:ascii="Times New Roman" w:hAnsi="Times New Roman" w:eastAsia="Times New Roman"/>
+                <w:color w:val="222222"/>
+                <w:sz w:val="15"/>
+              </w:rPr>
+              <w:t>9 entries</w:t>
+            </w:r>
+          </w:p>
+        </w:tc>
+        <w:tc>
+          <w:tcPr>
+            <w:tcW w:type="dxa" w:w="3216"/>
+            <w:vAlign w:val="top"/>
+            <w:shd w:fill="FFFFFF"/>
+            <w:tcBorders>
+              <w:top w:val="single" w:sz="6" w:space="0" w:color="E7A1B4"/>
+              <w:left w:val="single" w:sz="6" w:space="0" w:color="E7A1B4"/>
+              <w:bottom w:val="single" w:sz="6" w:space="0" w:color="E7A1B4"/>
+              <w:right w:val="single" w:sz="6" w:space="0" w:color="E7A1B4"/>
+              <w:insideH w:val="single" w:sz="6" w:space="0" w:color="E7A1B4"/>
+              <w:insideV w:val="single" w:sz="6" w:space="0" w:color="E7A1B4"/>
+            </w:tcBorders>
+            <w:tcMar>
+              <w:top w:w="70" w:type="dxa"/>
+              <w:start w:w="70" w:type="dxa"/>
+              <w:bottom w:w="70" w:type="dxa"/>
+              <w:end w:w="70" w:type="dxa"/>
+            </w:tcMar>
+          </w:tcPr>
+          <w:p>
+            <w:r/>
+            <w:r>
+              <w:rPr>
+                <w:rFonts w:ascii="Times New Roman" w:hAnsi="Times New Roman" w:eastAsia="Times New Roman"/>
+                <w:color w:val="222222"/>
+                <w:sz w:val="15"/>
+              </w:rPr>
+              <w:t>Current validation export.</w:t>
             </w:r>
           </w:p>
         </w:tc>
@@ -2653,7 +2849,7 @@
                 <w:color w:val="222222"/>
                 <w:sz w:val="15"/>
               </w:rPr>
-              <w:t>208 rows / 6 columns</w:t>
+              <w:t>232 rows / 6 columns</w:t>
             </w:r>
           </w:p>
         </w:tc>
@@ -2947,7 +3143,7 @@
                 <w:color w:val="222222"/>
                 <w:sz w:val="15"/>
               </w:rPr>
-              <w:t>1114 rows / 16 columns</w:t>
+              <w:t>1130 rows / 16 columns</w:t>
             </w:r>
           </w:p>
         </w:tc>
@@ -3045,7 +3241,7 @@
                 <w:color w:val="222222"/>
                 <w:sz w:val="15"/>
               </w:rPr>
-              <w:t>1114 entries</w:t>
+              <w:t>1130 entries</w:t>
             </w:r>
           </w:p>
         </w:tc>
@@ -3281,6 +3477,21 @@
           <w:sz w:val="21"/>
         </w:rPr>
         <w:t xml:space="preserve"> in the live objective; the hard weekly budget is enforced separately.</w:t>
+      </w:r>
+    </w:p>
+    <w:p>
+      <w:pPr>
+        <w:pStyle w:val="ListBullet"/>
+        <w:spacing w:after="40"/>
+        <w:ind w:left="360" w:hanging="216"/>
+      </w:pPr>
+      <w:r>
+        <w:rPr>
+          <w:rFonts w:ascii="Times New Roman" w:hAnsi="Times New Roman" w:eastAsia="Times New Roman"/>
+          <w:color w:val="222222"/>
+          <w:sz w:val="21"/>
+        </w:rPr>
+        <w:t>The current adaptive solve path retries nutrition tolerance and recipe-repeat limits only. It does not implement a four-level ladder that relaxes budget caps or pantry overlap.</w:t>
       </w:r>
     </w:p>
     <w:p>
@@ -4903,7 +5114,7 @@
         <w:pStyle w:val="Heading2"/>
       </w:pPr>
       <w:r>
-        <w:t>Macro ratios by insulin resistance</w:t>
+        <w:t>Fixed macro ratio policy</w:t>
       </w:r>
     </w:p>
     <w:tbl>
@@ -4955,7 +5166,7 @@
                 <w:color w:val="FFFFFF"/>
                 <w:sz w:val="17"/>
               </w:rPr>
-              <w:t>Level</w:t>
+              <w:t>Policy</w:t>
             </w:r>
           </w:p>
         </w:tc>
@@ -5097,267 +5308,7 @@
                 <w:color w:val="222222"/>
                 <w:sz w:val="17"/>
               </w:rPr>
-              <w:t>Severe</w:t>
-            </w:r>
-          </w:p>
-        </w:tc>
-        <w:tc>
-          <w:tcPr>
-            <w:tcW w:type="dxa" w:w="2412"/>
-            <w:vAlign w:val="top"/>
-            <w:shd w:fill="FDF2F6"/>
-            <w:tcBorders>
-              <w:top w:val="single" w:sz="6" w:space="0" w:color="E7A1B4"/>
-              <w:left w:val="single" w:sz="6" w:space="0" w:color="E7A1B4"/>
-              <w:bottom w:val="single" w:sz="6" w:space="0" w:color="E7A1B4"/>
-              <w:right w:val="single" w:sz="6" w:space="0" w:color="E7A1B4"/>
-              <w:insideH w:val="single" w:sz="6" w:space="0" w:color="E7A1B4"/>
-              <w:insideV w:val="single" w:sz="6" w:space="0" w:color="E7A1B4"/>
-            </w:tcBorders>
-            <w:tcMar>
-              <w:top w:w="70" w:type="dxa"/>
-              <w:start w:w="70" w:type="dxa"/>
-              <w:bottom w:w="70" w:type="dxa"/>
-              <w:end w:w="70" w:type="dxa"/>
-            </w:tcMar>
-          </w:tcPr>
-          <w:p>
-            <w:r/>
-            <w:r>
-              <w:rPr>
-                <w:rFonts w:ascii="Times New Roman" w:hAnsi="Times New Roman" w:eastAsia="Times New Roman"/>
-                <w:color w:val="222222"/>
-                <w:sz w:val="17"/>
-              </w:rPr>
-              <w:t>0.30</w:t>
-            </w:r>
-          </w:p>
-        </w:tc>
-        <w:tc>
-          <w:tcPr>
-            <w:tcW w:type="dxa" w:w="2412"/>
-            <w:vAlign w:val="top"/>
-            <w:shd w:fill="FDF2F6"/>
-            <w:tcBorders>
-              <w:top w:val="single" w:sz="6" w:space="0" w:color="E7A1B4"/>
-              <w:left w:val="single" w:sz="6" w:space="0" w:color="E7A1B4"/>
-              <w:bottom w:val="single" w:sz="6" w:space="0" w:color="E7A1B4"/>
-              <w:right w:val="single" w:sz="6" w:space="0" w:color="E7A1B4"/>
-              <w:insideH w:val="single" w:sz="6" w:space="0" w:color="E7A1B4"/>
-              <w:insideV w:val="single" w:sz="6" w:space="0" w:color="E7A1B4"/>
-            </w:tcBorders>
-            <w:tcMar>
-              <w:top w:w="70" w:type="dxa"/>
-              <w:start w:w="70" w:type="dxa"/>
-              <w:bottom w:w="70" w:type="dxa"/>
-              <w:end w:w="70" w:type="dxa"/>
-            </w:tcMar>
-          </w:tcPr>
-          <w:p>
-            <w:r/>
-            <w:r>
-              <w:rPr>
-                <w:rFonts w:ascii="Times New Roman" w:hAnsi="Times New Roman" w:eastAsia="Times New Roman"/>
-                <w:color w:val="222222"/>
-                <w:sz w:val="17"/>
-              </w:rPr>
-              <w:t>0.30</w:t>
-            </w:r>
-          </w:p>
-        </w:tc>
-        <w:tc>
-          <w:tcPr>
-            <w:tcW w:type="dxa" w:w="2412"/>
-            <w:vAlign w:val="top"/>
-            <w:shd w:fill="FDF2F6"/>
-            <w:tcBorders>
-              <w:top w:val="single" w:sz="6" w:space="0" w:color="E7A1B4"/>
-              <w:left w:val="single" w:sz="6" w:space="0" w:color="E7A1B4"/>
-              <w:bottom w:val="single" w:sz="6" w:space="0" w:color="E7A1B4"/>
-              <w:right w:val="single" w:sz="6" w:space="0" w:color="E7A1B4"/>
-              <w:insideH w:val="single" w:sz="6" w:space="0" w:color="E7A1B4"/>
-              <w:insideV w:val="single" w:sz="6" w:space="0" w:color="E7A1B4"/>
-            </w:tcBorders>
-            <w:tcMar>
-              <w:top w:w="70" w:type="dxa"/>
-              <w:start w:w="70" w:type="dxa"/>
-              <w:bottom w:w="70" w:type="dxa"/>
-              <w:end w:w="70" w:type="dxa"/>
-            </w:tcMar>
-          </w:tcPr>
-          <w:p>
-            <w:r/>
-            <w:r>
-              <w:rPr>
-                <w:rFonts w:ascii="Times New Roman" w:hAnsi="Times New Roman" w:eastAsia="Times New Roman"/>
-                <w:color w:val="222222"/>
-                <w:sz w:val="17"/>
-              </w:rPr>
-              <w:t>0.40</w:t>
-            </w:r>
-          </w:p>
-        </w:tc>
-      </w:tr>
-      <w:tr>
-        <w:tc>
-          <w:tcPr>
-            <w:tcW w:type="dxa" w:w="2412"/>
-            <w:vAlign w:val="top"/>
-            <w:shd w:fill="FFFFFF"/>
-            <w:tcBorders>
-              <w:top w:val="single" w:sz="6" w:space="0" w:color="E7A1B4"/>
-              <w:left w:val="single" w:sz="6" w:space="0" w:color="E7A1B4"/>
-              <w:bottom w:val="single" w:sz="6" w:space="0" w:color="E7A1B4"/>
-              <w:right w:val="single" w:sz="6" w:space="0" w:color="E7A1B4"/>
-              <w:insideH w:val="single" w:sz="6" w:space="0" w:color="E7A1B4"/>
-              <w:insideV w:val="single" w:sz="6" w:space="0" w:color="E7A1B4"/>
-            </w:tcBorders>
-            <w:tcMar>
-              <w:top w:w="70" w:type="dxa"/>
-              <w:start w:w="70" w:type="dxa"/>
-              <w:bottom w:w="70" w:type="dxa"/>
-              <w:end w:w="70" w:type="dxa"/>
-            </w:tcMar>
-          </w:tcPr>
-          <w:p>
-            <w:r/>
-            <w:r>
-              <w:rPr>
-                <w:rFonts w:ascii="Times New Roman" w:hAnsi="Times New Roman" w:eastAsia="Times New Roman"/>
-                <w:color w:val="222222"/>
-                <w:sz w:val="17"/>
-              </w:rPr>
-              <w:t>Moderate</w:t>
-            </w:r>
-          </w:p>
-        </w:tc>
-        <w:tc>
-          <w:tcPr>
-            <w:tcW w:type="dxa" w:w="2412"/>
-            <w:vAlign w:val="top"/>
-            <w:shd w:fill="FFFFFF"/>
-            <w:tcBorders>
-              <w:top w:val="single" w:sz="6" w:space="0" w:color="E7A1B4"/>
-              <w:left w:val="single" w:sz="6" w:space="0" w:color="E7A1B4"/>
-              <w:bottom w:val="single" w:sz="6" w:space="0" w:color="E7A1B4"/>
-              <w:right w:val="single" w:sz="6" w:space="0" w:color="E7A1B4"/>
-              <w:insideH w:val="single" w:sz="6" w:space="0" w:color="E7A1B4"/>
-              <w:insideV w:val="single" w:sz="6" w:space="0" w:color="E7A1B4"/>
-            </w:tcBorders>
-            <w:tcMar>
-              <w:top w:w="70" w:type="dxa"/>
-              <w:start w:w="70" w:type="dxa"/>
-              <w:bottom w:w="70" w:type="dxa"/>
-              <w:end w:w="70" w:type="dxa"/>
-            </w:tcMar>
-          </w:tcPr>
-          <w:p>
-            <w:r/>
-            <w:r>
-              <w:rPr>
-                <w:rFonts w:ascii="Times New Roman" w:hAnsi="Times New Roman" w:eastAsia="Times New Roman"/>
-                <w:color w:val="222222"/>
-                <w:sz w:val="17"/>
-              </w:rPr>
-              <w:t>0.28</w:t>
-            </w:r>
-          </w:p>
-        </w:tc>
-        <w:tc>
-          <w:tcPr>
-            <w:tcW w:type="dxa" w:w="2412"/>
-            <w:vAlign w:val="top"/>
-            <w:shd w:fill="FFFFFF"/>
-            <w:tcBorders>
-              <w:top w:val="single" w:sz="6" w:space="0" w:color="E7A1B4"/>
-              <w:left w:val="single" w:sz="6" w:space="0" w:color="E7A1B4"/>
-              <w:bottom w:val="single" w:sz="6" w:space="0" w:color="E7A1B4"/>
-              <w:right w:val="single" w:sz="6" w:space="0" w:color="E7A1B4"/>
-              <w:insideH w:val="single" w:sz="6" w:space="0" w:color="E7A1B4"/>
-              <w:insideV w:val="single" w:sz="6" w:space="0" w:color="E7A1B4"/>
-            </w:tcBorders>
-            <w:tcMar>
-              <w:top w:w="70" w:type="dxa"/>
-              <w:start w:w="70" w:type="dxa"/>
-              <w:bottom w:w="70" w:type="dxa"/>
-              <w:end w:w="70" w:type="dxa"/>
-            </w:tcMar>
-          </w:tcPr>
-          <w:p>
-            <w:r/>
-            <w:r>
-              <w:rPr>
-                <w:rFonts w:ascii="Times New Roman" w:hAnsi="Times New Roman" w:eastAsia="Times New Roman"/>
-                <w:color w:val="222222"/>
-                <w:sz w:val="17"/>
-              </w:rPr>
-              <w:t>0.35</w:t>
-            </w:r>
-          </w:p>
-        </w:tc>
-        <w:tc>
-          <w:tcPr>
-            <w:tcW w:type="dxa" w:w="2412"/>
-            <w:vAlign w:val="top"/>
-            <w:shd w:fill="FFFFFF"/>
-            <w:tcBorders>
-              <w:top w:val="single" w:sz="6" w:space="0" w:color="E7A1B4"/>
-              <w:left w:val="single" w:sz="6" w:space="0" w:color="E7A1B4"/>
-              <w:bottom w:val="single" w:sz="6" w:space="0" w:color="E7A1B4"/>
-              <w:right w:val="single" w:sz="6" w:space="0" w:color="E7A1B4"/>
-              <w:insideH w:val="single" w:sz="6" w:space="0" w:color="E7A1B4"/>
-              <w:insideV w:val="single" w:sz="6" w:space="0" w:color="E7A1B4"/>
-            </w:tcBorders>
-            <w:tcMar>
-              <w:top w:w="70" w:type="dxa"/>
-              <w:start w:w="70" w:type="dxa"/>
-              <w:bottom w:w="70" w:type="dxa"/>
-              <w:end w:w="70" w:type="dxa"/>
-            </w:tcMar>
-          </w:tcPr>
-          <w:p>
-            <w:r/>
-            <w:r>
-              <w:rPr>
-                <w:rFonts w:ascii="Times New Roman" w:hAnsi="Times New Roman" w:eastAsia="Times New Roman"/>
-                <w:color w:val="222222"/>
-                <w:sz w:val="17"/>
-              </w:rPr>
-              <w:t>0.37</w:t>
-            </w:r>
-          </w:p>
-        </w:tc>
-      </w:tr>
-      <w:tr>
-        <w:tc>
-          <w:tcPr>
-            <w:tcW w:type="dxa" w:w="2412"/>
-            <w:vAlign w:val="top"/>
-            <w:shd w:fill="FDF2F6"/>
-            <w:tcBorders>
-              <w:top w:val="single" w:sz="6" w:space="0" w:color="E7A1B4"/>
-              <w:left w:val="single" w:sz="6" w:space="0" w:color="E7A1B4"/>
-              <w:bottom w:val="single" w:sz="6" w:space="0" w:color="E7A1B4"/>
-              <w:right w:val="single" w:sz="6" w:space="0" w:color="E7A1B4"/>
-              <w:insideH w:val="single" w:sz="6" w:space="0" w:color="E7A1B4"/>
-              <w:insideV w:val="single" w:sz="6" w:space="0" w:color="E7A1B4"/>
-            </w:tcBorders>
-            <w:tcMar>
-              <w:top w:w="70" w:type="dxa"/>
-              <w:start w:w="70" w:type="dxa"/>
-              <w:bottom w:w="70" w:type="dxa"/>
-              <w:end w:w="70" w:type="dxa"/>
-            </w:tcMar>
-          </w:tcPr>
-          <w:p>
-            <w:r/>
-            <w:r>
-              <w:rPr>
-                <w:rFonts w:ascii="Times New Roman" w:hAnsi="Times New Roman" w:eastAsia="Times New Roman"/>
-                <w:color w:val="222222"/>
-                <w:sz w:val="17"/>
-              </w:rPr>
-              <w:t>Default / Mild</w:t>
+              <w:t>Final PCOS wellness policy</w:t>
             </w:r>
           </w:p>
         </w:tc>
@@ -5454,6 +5405,136 @@
                 <w:sz w:val="17"/>
               </w:rPr>
               <w:t>0.35</w:t>
+            </w:r>
+          </w:p>
+        </w:tc>
+      </w:tr>
+      <w:tr>
+        <w:tc>
+          <w:tcPr>
+            <w:tcW w:type="dxa" w:w="2412"/>
+            <w:vAlign w:val="top"/>
+            <w:shd w:fill="FFFFFF"/>
+            <w:tcBorders>
+              <w:top w:val="single" w:sz="6" w:space="0" w:color="E7A1B4"/>
+              <w:left w:val="single" w:sz="6" w:space="0" w:color="E7A1B4"/>
+              <w:bottom w:val="single" w:sz="6" w:space="0" w:color="E7A1B4"/>
+              <w:right w:val="single" w:sz="6" w:space="0" w:color="E7A1B4"/>
+              <w:insideH w:val="single" w:sz="6" w:space="0" w:color="E7A1B4"/>
+              <w:insideV w:val="single" w:sz="6" w:space="0" w:color="E7A1B4"/>
+            </w:tcBorders>
+            <w:tcMar>
+              <w:top w:w="70" w:type="dxa"/>
+              <w:start w:w="70" w:type="dxa"/>
+              <w:bottom w:w="70" w:type="dxa"/>
+              <w:end w:w="70" w:type="dxa"/>
+            </w:tcMar>
+          </w:tcPr>
+          <w:p>
+            <w:r/>
+            <w:r>
+              <w:rPr>
+                <w:rFonts w:ascii="Times New Roman" w:hAnsi="Times New Roman" w:eastAsia="Times New Roman"/>
+                <w:color w:val="222222"/>
+                <w:sz w:val="17"/>
+              </w:rPr>
+              <w:t>Legacy severity argument</w:t>
+            </w:r>
+          </w:p>
+        </w:tc>
+        <w:tc>
+          <w:tcPr>
+            <w:tcW w:type="dxa" w:w="2412"/>
+            <w:vAlign w:val="top"/>
+            <w:shd w:fill="FFFFFF"/>
+            <w:tcBorders>
+              <w:top w:val="single" w:sz="6" w:space="0" w:color="E7A1B4"/>
+              <w:left w:val="single" w:sz="6" w:space="0" w:color="E7A1B4"/>
+              <w:bottom w:val="single" w:sz="6" w:space="0" w:color="E7A1B4"/>
+              <w:right w:val="single" w:sz="6" w:space="0" w:color="E7A1B4"/>
+              <w:insideH w:val="single" w:sz="6" w:space="0" w:color="E7A1B4"/>
+              <w:insideV w:val="single" w:sz="6" w:space="0" w:color="E7A1B4"/>
+            </w:tcBorders>
+            <w:tcMar>
+              <w:top w:w="70" w:type="dxa"/>
+              <w:start w:w="70" w:type="dxa"/>
+              <w:bottom w:w="70" w:type="dxa"/>
+              <w:end w:w="70" w:type="dxa"/>
+            </w:tcMar>
+          </w:tcPr>
+          <w:p>
+            <w:r/>
+            <w:r>
+              <w:rPr>
+                <w:rFonts w:ascii="Times New Roman" w:hAnsi="Times New Roman" w:eastAsia="Times New Roman"/>
+                <w:color w:val="222222"/>
+                <w:sz w:val="17"/>
+              </w:rPr>
+              <w:t>ignored</w:t>
+            </w:r>
+          </w:p>
+        </w:tc>
+        <w:tc>
+          <w:tcPr>
+            <w:tcW w:type="dxa" w:w="2412"/>
+            <w:vAlign w:val="top"/>
+            <w:shd w:fill="FFFFFF"/>
+            <w:tcBorders>
+              <w:top w:val="single" w:sz="6" w:space="0" w:color="E7A1B4"/>
+              <w:left w:val="single" w:sz="6" w:space="0" w:color="E7A1B4"/>
+              <w:bottom w:val="single" w:sz="6" w:space="0" w:color="E7A1B4"/>
+              <w:right w:val="single" w:sz="6" w:space="0" w:color="E7A1B4"/>
+              <w:insideH w:val="single" w:sz="6" w:space="0" w:color="E7A1B4"/>
+              <w:insideV w:val="single" w:sz="6" w:space="0" w:color="E7A1B4"/>
+            </w:tcBorders>
+            <w:tcMar>
+              <w:top w:w="70" w:type="dxa"/>
+              <w:start w:w="70" w:type="dxa"/>
+              <w:bottom w:w="70" w:type="dxa"/>
+              <w:end w:w="70" w:type="dxa"/>
+            </w:tcMar>
+          </w:tcPr>
+          <w:p>
+            <w:r/>
+            <w:r>
+              <w:rPr>
+                <w:rFonts w:ascii="Times New Roman" w:hAnsi="Times New Roman" w:eastAsia="Times New Roman"/>
+                <w:color w:val="222222"/>
+                <w:sz w:val="17"/>
+              </w:rPr>
+              <w:t>ignored</w:t>
+            </w:r>
+          </w:p>
+        </w:tc>
+        <w:tc>
+          <w:tcPr>
+            <w:tcW w:type="dxa" w:w="2412"/>
+            <w:vAlign w:val="top"/>
+            <w:shd w:fill="FFFFFF"/>
+            <w:tcBorders>
+              <w:top w:val="single" w:sz="6" w:space="0" w:color="E7A1B4"/>
+              <w:left w:val="single" w:sz="6" w:space="0" w:color="E7A1B4"/>
+              <w:bottom w:val="single" w:sz="6" w:space="0" w:color="E7A1B4"/>
+              <w:right w:val="single" w:sz="6" w:space="0" w:color="E7A1B4"/>
+              <w:insideH w:val="single" w:sz="6" w:space="0" w:color="E7A1B4"/>
+              <w:insideV w:val="single" w:sz="6" w:space="0" w:color="E7A1B4"/>
+            </w:tcBorders>
+            <w:tcMar>
+              <w:top w:w="70" w:type="dxa"/>
+              <w:start w:w="70" w:type="dxa"/>
+              <w:bottom w:w="70" w:type="dxa"/>
+              <w:end w:w="70" w:type="dxa"/>
+            </w:tcMar>
+          </w:tcPr>
+          <w:p>
+            <w:r/>
+            <w:r>
+              <w:rPr>
+                <w:rFonts w:ascii="Times New Roman" w:hAnsi="Times New Roman" w:eastAsia="Times New Roman"/>
+                <w:color w:val="222222"/>
+                <w:sz w:val="17"/>
+              </w:rPr>
+              <w:t>ignored</w:t>
             </w:r>
           </w:p>
         </w:tc>
@@ -5679,6 +5760,144 @@
         <w:pStyle w:val="Heading2"/>
       </w:pPr>
       <w:r>
+        <w:t>Adaptive infeasibility handling</w:t>
+      </w:r>
+    </w:p>
+    <w:p>
+      <w:r>
+        <w:rPr>
+          <w:rFonts w:ascii="Times New Roman" w:hAnsi="Times New Roman" w:eastAsia="Times New Roman"/>
+          <w:color w:val="222222"/>
+          <w:sz w:val="22"/>
+        </w:rPr>
+        <w:t>The implemented retry sequence combines:</w:t>
+      </w:r>
+    </w:p>
+    <w:p>
+      <w:pPr>
+        <w:pStyle w:val="ListBullet"/>
+        <w:spacing w:after="40"/>
+        <w:ind w:left="360" w:hanging="216"/>
+      </w:pPr>
+      <w:r>
+        <w:rPr>
+          <w:rFonts w:ascii="Times New Roman" w:hAnsi="Times New Roman" w:eastAsia="Times New Roman"/>
+          <w:color w:val="222222"/>
+          <w:sz w:val="21"/>
+        </w:rPr>
+        <w:t>the derived nutrition tolerance levels above</w:t>
+      </w:r>
+    </w:p>
+    <w:p>
+      <w:pPr>
+        <w:pStyle w:val="ListBullet"/>
+        <w:spacing w:after="40"/>
+        <w:ind w:left="360" w:hanging="216"/>
+      </w:pPr>
+      <w:r>
+        <w:rPr>
+          <w:rFonts w:ascii="Times New Roman" w:hAnsi="Times New Roman" w:eastAsia="Times New Roman"/>
+          <w:color w:val="222222"/>
+          <w:sz w:val="21"/>
+        </w:rPr>
+        <w:t xml:space="preserve">the configured </w:t>
+      </w:r>
+      <w:r>
+        <w:rPr>
+          <w:rFonts w:ascii="Consolas" w:hAnsi="Consolas" w:eastAsia="Consolas"/>
+          <w:color w:val="A6264B"/>
+          <w:sz w:val="19"/>
+        </w:rPr>
+        <w:t>planning.recipe_repeat_limits</w:t>
+      </w:r>
+      <w:r>
+        <w:rPr>
+          <w:rFonts w:ascii="Times New Roman" w:hAnsi="Times New Roman" w:eastAsia="Times New Roman"/>
+          <w:color w:val="222222"/>
+          <w:sz w:val="21"/>
+        </w:rPr>
+        <w:t>, adjusted by variety preference</w:t>
+      </w:r>
+    </w:p>
+    <w:p>
+      <w:r>
+        <w:rPr>
+          <w:rFonts w:ascii="Times New Roman" w:hAnsi="Times New Roman" w:eastAsia="Times New Roman"/>
+          <w:color w:val="222222"/>
+          <w:sz w:val="22"/>
+        </w:rPr>
+        <w:t xml:space="preserve">The ordering is controlled by </w:t>
+      </w:r>
+      <w:r>
+        <w:rPr>
+          <w:rFonts w:ascii="Consolas" w:hAnsi="Consolas" w:eastAsia="Consolas"/>
+          <w:color w:val="A6264B"/>
+          <w:sz w:val="20"/>
+        </w:rPr>
+        <w:t>planning.infeasibility_relaxation_order</w:t>
+      </w:r>
+      <w:r>
+        <w:rPr>
+          <w:rFonts w:ascii="Times New Roman" w:hAnsi="Times New Roman" w:eastAsia="Times New Roman"/>
+          <w:color w:val="222222"/>
+          <w:sz w:val="22"/>
+        </w:rPr>
+        <w:t xml:space="preserve">; the current supported dimensions are </w:t>
+      </w:r>
+      <w:r>
+        <w:rPr>
+          <w:rFonts w:ascii="Consolas" w:hAnsi="Consolas" w:eastAsia="Consolas"/>
+          <w:color w:val="A6264B"/>
+          <w:sz w:val="20"/>
+        </w:rPr>
+        <w:t>daily_tolerance_percent</w:t>
+      </w:r>
+      <w:r>
+        <w:rPr>
+          <w:rFonts w:ascii="Times New Roman" w:hAnsi="Times New Roman" w:eastAsia="Times New Roman"/>
+          <w:color w:val="222222"/>
+          <w:sz w:val="22"/>
+        </w:rPr>
+        <w:t xml:space="preserve"> and </w:t>
+      </w:r>
+      <w:r>
+        <w:rPr>
+          <w:rFonts w:ascii="Consolas" w:hAnsi="Consolas" w:eastAsia="Consolas"/>
+          <w:color w:val="A6264B"/>
+          <w:sz w:val="20"/>
+        </w:rPr>
+        <w:t>recipe_repeat_limits</w:t>
+      </w:r>
+      <w:r>
+        <w:rPr>
+          <w:rFonts w:ascii="Times New Roman" w:hAnsi="Times New Roman" w:eastAsia="Times New Roman"/>
+          <w:color w:val="222222"/>
+          <w:sz w:val="22"/>
+        </w:rPr>
+        <w:t xml:space="preserve">. Budget is not relaxed by this sequence. If a weekly budget is present, the CP-SAT model keeps </w:t>
+      </w:r>
+      <w:r>
+        <w:rPr>
+          <w:rFonts w:ascii="Consolas" w:hAnsi="Consolas" w:eastAsia="Consolas"/>
+          <w:color w:val="A6264B"/>
+          <w:sz w:val="20"/>
+        </w:rPr>
+        <w:t>total_cost &lt;= budget</w:t>
+      </w:r>
+      <w:r>
+        <w:rPr>
+          <w:rFonts w:ascii="Times New Roman" w:hAnsi="Times New Roman" w:eastAsia="Times New Roman"/>
+          <w:color w:val="222222"/>
+          <w:sz w:val="22"/>
+        </w:rPr>
+        <w:t xml:space="preserve"> as a hard constraint. Pantry overlap is rewarded and can be thresholded during Stage 1, but there is no final fallback step that lowers pantry overlap and returns a partial plan.</w:t>
+      </w:r>
+    </w:p>
+    <w:p>
+      <w:pPr>
+        <w:pStyle w:val="Heading2"/>
+      </w:pPr>
+      <w:r>
         <w:t>Budget normalization</w:t>
       </w:r>
     </w:p>
@@ -5729,71 +5948,6 @@
       </w:tr>
     </w:tbl>
     <w:p/>
-    <w:p>
-      <w:pPr>
-        <w:pStyle w:val="Heading2"/>
-      </w:pPr>
-      <w:r>
-        <w:t>Household scaling</w:t>
-      </w:r>
-    </w:p>
-    <w:tbl>
-      <w:tblPr>
-        <w:tblW w:type="auto" w:w="0"/>
-        <w:jc w:val="center"/>
-        <w:tblLook w:firstColumn="1" w:firstRow="1" w:lastColumn="0" w:lastRow="0" w:noHBand="0" w:noVBand="1" w:val="04A0"/>
-      </w:tblPr>
-      <w:tblGrid>
-        <w:gridCol w:w="9648"/>
-      </w:tblGrid>
-      <w:tr>
-        <w:tc>
-          <w:tcPr>
-            <w:tcW w:type="dxa" w:w="9648"/>
-            <w:shd w:fill="FDF2F6"/>
-            <w:tcBorders>
-              <w:top w:val="single" w:sz="8" w:space="0" w:color="E7A1B4"/>
-              <w:left w:val="single" w:sz="8" w:space="0" w:color="E7A1B4"/>
-              <w:bottom w:val="single" w:sz="8" w:space="0" w:color="E7A1B4"/>
-              <w:right w:val="single" w:sz="8" w:space="0" w:color="E7A1B4"/>
-              <w:insideH w:val="single" w:sz="8" w:space="0" w:color="E7A1B4"/>
-              <w:insideV w:val="single" w:sz="8" w:space="0" w:color="E7A1B4"/>
-            </w:tcBorders>
-            <w:tcMar>
-              <w:top w:w="95" w:type="dxa"/>
-              <w:start w:w="120" w:type="dxa"/>
-              <w:bottom w:w="95" w:type="dxa"/>
-              <w:end w:w="120" w:type="dxa"/>
-            </w:tcMar>
-          </w:tcPr>
-          <w:p>
-            <w:pPr>
-              <w:pStyle w:val="FormulaBlock"/>
-              <w:jc w:val="left"/>
-            </w:pPr>
-            <w:r>
-              <w:rPr>
-                <w:rFonts w:ascii="Consolas" w:hAnsi="Consolas" w:eastAsia="Consolas"/>
-                <w:color w:val="222222"/>
-                <w:sz w:val="18"/>
-              </w:rPr>
-              <w:t>householdSize = max(1, min(profile.householdSize, 6))</w:t>
-            </w:r>
-          </w:p>
-        </w:tc>
-      </w:tr>
-    </w:tbl>
-    <w:p/>
-    <w:p>
-      <w:r>
-        <w:rPr>
-          <w:rFonts w:ascii="Times New Roman" w:hAnsi="Times New Roman" w:eastAsia="Times New Roman"/>
-          <w:color w:val="222222"/>
-          <w:sz w:val="22"/>
-        </w:rPr>
-        <w:t>This clamp is used for shopping and cost scaling.</w:t>
-      </w:r>
-    </w:p>
     <w:p>
       <w:pPr>
         <w:pStyle w:val="Heading2"/>
@@ -6770,21 +6924,6 @@
           <w:color w:val="222222"/>
           <w:sz w:val="21"/>
         </w:rPr>
-        <w:t>Household size must be between 1 and 6</w:t>
-      </w:r>
-    </w:p>
-    <w:p>
-      <w:pPr>
-        <w:pStyle w:val="ListBullet"/>
-        <w:spacing w:after="40"/>
-        <w:ind w:left="360" w:hanging="216"/>
-      </w:pPr>
-      <w:r>
-        <w:rPr>
-          <w:rFonts w:ascii="Times New Roman" w:hAnsi="Times New Roman" w:eastAsia="Times New Roman"/>
-          <w:color w:val="222222"/>
-          <w:sz w:val="21"/>
-        </w:rPr>
         <w:t>Max cooking time must be between 10 and 240 minutes when set</w:t>
       </w:r>
     </w:p>
@@ -8741,7 +8880,7 @@
                 <w:color w:val="222222"/>
                 <w:sz w:val="18"/>
               </w:rPr>
-              <w:t>estimate_cost(recipe, householdSize) = catalogCost * householdSize</w:t>
+              <w:t>estimate_cost(recipe) = catalogCost * servingCostMultiplier</w:t>
             </w:r>
           </w:p>
         </w:tc>
@@ -8855,7 +8994,7 @@
                 <w:color w:val="222222"/>
                 <w:sz w:val="18"/>
               </w:rPr>
-              <w:t>estimate_cost = clamp(rough, 30, 450) * householdSize</w:t>
+              <w:t>estimate_cost = clamp(rough, 30, 450) * servingCostMultiplier</w:t>
             </w:r>
           </w:p>
         </w:tc>
@@ -11345,7 +11484,7 @@
           <w:color w:val="222222"/>
           <w:sz w:val="21"/>
         </w:rPr>
-        <w:t>The solver uses hints, then CP-SAT search, then fallback handling if no safe plan is found.</w:t>
+        <w:t>The solver uses hints, then CP-SAT search, then structured no-safe-plan handling if no complete safe plan is found.</w:t>
       </w:r>
     </w:p>
     <w:p>
